--- a/FirstSemester/OperatingSystems/Lab5/Лемішка_ПП_14_Лаб_5.docx
+++ b/FirstSemester/OperatingSystems/Lab5/Лемішка_ПП_14_Лаб_5.docx
@@ -1002,7 +1002,7 @@
               <a:graphicData uri="http://schemas.openxmlformats.org/drawingml/2006/picture">
                 <pic:pic>
                   <pic:nvPicPr>
-                    <pic:cNvPr id="0" name="screenshot_step41_tree_all_ous.png"/>
+                    <pic:cNvPr id="0" name="screenshot_step39_tree_all_ous.png"/>
                     <pic:cNvPicPr/>
                   </pic:nvPicPr>
                   <pic:blipFill>
